--- a/novels/Mutation of the Apocalypse/Chapter_4_Gathering_Supplies.docx
+++ b/novels/Mutation of the Apocalypse/Chapter_4_Gathering_Supplies.docx
@@ -4,612 +4,221 @@
   <w:body>
     <w:p>
       <w:pPr>
-        <w:spacing w:before="0" w:after="120"/>
+        <w:pStyle w:val="Heading1"/>
       </w:pPr>
       <w:r>
-        <w:t>He made two more passes through the market before he was done.</w:t>
+        <w:t>Chapter 4: Gathering Supplies</w:t>
       </w:r>
     </w:p>
     <w:p>
-      <w:pPr>
-        <w:spacing w:before="0" w:after="120"/>
-      </w:pPr>
       <w:r>
-        <w:t>The first was for the dry goods he'd missed the first time — soap, a bottle of shampoo, body wash still in its packaging, sunflower seeds, orange juice in tetra packs, more canned food from the bottom shelf. He grabbed soy milk too, four cartons from the shelf near the drink cooler. The second pass was for the fish section, which he'd avoided on the first trip because of the smell. The refrigeration had been off for two days and the fresh fish were gone, but there were dried and salted packs hanging from hooks at the back of the stall and those were still good. He took four.</w:t>
+        <w:br/>
+        <w:br/>
+        <w:t>“La la… la la la,” Lucas hummed as he walked around. The number of zombies seemed lower than he thought. Maybe the late-night start of the apocalypse meant fewer people were around, explaining the lack of new zombies beyond the first five and the vegetable stall's owners.</w:t>
+        <w:br/>
+        <w:br/>
+        <w:br/>
+        <w:t>‘Alright, so canned food, water bottle, and hmm… What else?’ Lucas thought while looking at the meat and vegetable sections, searching for useful stuff. Moving away from those sections, he went to the left side of the meat area—the product section—an invaluable resource in his view.</w:t>
+        <w:br/>
+        <w:br/>
+        <w:br/>
+        <w:t>“Ah, perfect!” Lucas grinned when he saw several cans of meat, a fancy find in the current mess. He quickly put them in his bag, happy about the lucky find, before continuing to explore the product section.</w:t>
+        <w:br/>
+        <w:br/>
+        <w:br/>
+        <w:t>Soon, he found some soap in one stall. Being clean-conscious, he gathered all the soap he could find, along with some shampoo and body wash. While some stalls had useful stuff, many others were empty.</w:t>
+        <w:br/>
+        <w:br/>
+        <w:br/>
+        <w:t>The only stalls still stocked with products seemed to be the late-night vendors who'd stay open until the early hours. ‘Pretty dedicated,’ he thought, not sure if they were dead or had run off without their stuff. Either way, those supplies were his now.</w:t>
+        <w:br/>
+        <w:br/>
+        <w:br/>
+        <w:t>“Urgh...” An unexpected sound caught Lucas's attention, making him ready his spear and go toward the source. Suddenly, a dog jumped at him. He quickly positioned his spear to defend, but the agile dog dodged it, landing behind him. The dog stared with wide-open jaws before leaping at Lucas again, a crazy look in its eyes.</w:t>
+        <w:br/>
+        <w:br/>
+        <w:br/>
+        <w:t>“A dog? Seriously? I can't even outrun a regular one,” Lucas complained before using a shampoo bottle he'd picked up earlier to hit the dog.</w:t>
+        <w:br/>
+        <w:br/>
+        <w:br/>
+        <w:t>“Bang!” The heavy shampoo bottle hit, making the dog tumble, though it quickly got back up and lunged again. Lucas quickly got his spear and thrust it through the dog's chest and out its back, stopping the creature.</w:t>
+        <w:br/>
+        <w:br/>
+        <w:br/>
+        <w:t>Even though the dog struggled, Lucas held the spear firm with one hand and got his baseball bat with the other. After a few swings, the dog's skull snapped, and its brain stuff got scattered.</w:t>
+        <w:br/>
+        <w:br/>
+        <w:br/>
+        <w:t>---</w:t>
+        <w:br/>
+        <w:br/>
+        <w:br/>
+        <w:t>[Level 1 Mutated Dog Killed, Awarding 60 Exp!]</w:t>
+        <w:br/>
+        <w:br/>
+        <w:br/>
+        <w:t>---</w:t>
+        <w:br/>
+        <w:br/>
+        <w:br/>
+        <w:t>“May you rest in peace,” Lucas sighed, nudging the lifeless dog aside. He felt a bit sorry for the creature, knowing that in these tough times, it was about survival for both him and the dog.</w:t>
+        <w:br/>
+        <w:br/>
+        <w:br/>
+        <w:t>Honestly, Lucas wasn't a big dog lover; he was always kind of scared of them. He preferred cats, the cute animals he'd always wanted to have, even though he never got to keep one. Lucas struggled with his feelings, not sure how he'd feel if he had to take the life of a cat. He hoped he wouldn't have to find out.</w:t>
+        <w:br/>
+        <w:br/>
+        <w:br/>
+        <w:t>“If a level one dog is that fast, how about a level five dog?” Lucas wondered aloud, imagining a dog zooming toward him like a motorbike. He shivered just thinking about it, his skin tingling. Luckily, his improved agility would probably let him dodge such an attack.</w:t>
+        <w:br/>
+        <w:br/>
+        <w:br/>
+        <w:t>A bit ahead, a freezer caught Lucas's eye. He went over and got two big water bottles, orange juice, and soy milk before closing the freezer. Even with the gross smell, he put up with it for a bit to get what he needed. The stench was already bad after just two days without a fridge, and Lucas didn't look forward to it getting worse as the stuff decayed more.</w:t>
+        <w:br/>
+        <w:br/>
+        <w:br/>
+        <w:t>Ignoring the future smell, Lucas kept going, searching for supplies. He saw a couple of plastic bags filled with sunflower seeds on the floor, and without thinking twice, he added them to his big backpack. In an apocalypse, you can't be picky.</w:t>
+        <w:br/>
+        <w:br/>
+        <w:br/>
+        <w:t>Lucas took a moment to thank the nice aunt who gave him the backpack. It was huge, like a mountain climbing bag, perfect for carrying lots of stuff.</w:t>
+        <w:br/>
+        <w:br/>
+        <w:br/>
+        <w:t>Looking at the shrinking long-term food choices in the product section, he turned his attention to the fish area at the back of the market. This was a familiar spot where he usually sold his catch.</w:t>
+        <w:br/>
+        <w:t>The tale has been illicitly lifted; should you spot it on Amazon, report the violation.</w:t>
+        <w:br/>
+        <w:br/>
+        <w:br/>
+        <w:t>Despite being a fisherman, the stink of dead fish nearby was a bother he shared with most people. The fish section was oddly quiet. This lack of movement made Lucas think about leaving through the market's back to get stronger. He wanted to keep up with the growing number of zombies and weird creatures.</w:t>
+        <w:br/>
+        <w:br/>
+        <w:br/>
+        <w:t>“AHH-” Lucas screamed, surprised. Two zombies suddenly appeared to his left. Quickly dodging the zombie on his right, Lucas got his spear and poked the other. Sadly, his hit only grazed the zombie, letting it grab some of his hair.</w:t>
+        <w:br/>
+        <w:br/>
+        <w:br/>
+        <w:t>“Ouch!” Lucas cried as it hurt. He had to duck and kick the zombie away before jabbing his spear into its chest. The tip got into the zombie's chest, pinning both creatures. They were done for as their blood mixed.</w:t>
+        <w:br/>
+        <w:br/>
+        <w:br/>
+        <w:t>Leaving the spear in their chests, Lucas rushed to a nearby fish stall for a cleaver knife. With all his might, he chopped both zombies' heads to make sure they were done. Blood gushed, and their heads fell at a quiet end.</w:t>
+        <w:br/>
+        <w:br/>
+        <w:br/>
+        <w:t>Suddenly, another zombie jumped from behind, just missing Lucas's shirt before crashing into the dead bodies. A middle-aged man in torn clothes now lay in the mess. Lucas knew this unlucky guy.</w:t>
+        <w:br/>
+        <w:br/>
+        <w:br/>
+        <w:t>“Oh, my neighbor, huh?” Lucas sighed in his head, looking at the changed man. He felt bad for his neighbor, even though they barely talked. Seeing someone he knew added a human side to the bad reality.</w:t>
+        <w:br/>
+        <w:br/>
+        <w:br/>
+        <w:t>With a heavy heart, Lucas got the cleaver knife to face his zombie neighbor. He knew he was unsure, and no matter how hard he tried, he didn't think he could do it.</w:t>
+        <w:br/>
+        <w:br/>
+        <w:br/>
+        <w:t>‘Should I leave him here?’ he wondered, not sure. But before he could choose, the zombie went for him. Its half-broken arm swung at him like a fast chain, leaving no time for Lucas's thinking.</w:t>
+        <w:br/>
+        <w:br/>
+        <w:br/>
+        <w:t>Forcing himself to stop his feelings, Lucas bit his lip, getting ready for what he had to do. Knowing he had to kill the zombie, even if it was his neighbor, was more important than his doubts.</w:t>
+        <w:br/>
+        <w:br/>
+        <w:br/>
+        <w:t>The zombie, wanting to eat, reached for Lucas with one arm, making him scared. Fast, he closed his eyes tight and hit the zombie's hand with the cleaver knife, chopping it off.</w:t>
+        <w:br/>
+        <w:br/>
+        <w:br/>
+        <w:t>A mix of feelings took over Lucas as he stepped back from what he did. “God! What did I just do?” he asked inside, feeling the weight of his actions.</w:t>
+        <w:br/>
+        <w:br/>
+        <w:br/>
+        <w:t>The chopped-off arm lay on the ground. The zombie, mad about losing its hand, let out a deep groan. It jumped again, grabbing Lucas and giving him a scare. Feeling the zombie's cold arm on his skin, Lucas acted fast. He kicked the zombie hard, making enough space for him to swing the cleaver knife down with power.</w:t>
+        <w:br/>
+        <w:br/>
+        <w:br/>
+        <w:t>The blade hit the zombie's head with a gross thud, cutting it almost in half. The lifeless body fell on the spear still stuck in its chest, making it look weird. Lucas stood there, lots of feelings inside him. He looked at the three zombies stacked on his spear, trying to get how serious the situation was.</w:t>
+        <w:br/>
+        <w:br/>
+        <w:br/>
+        <w:t>‘Did I… just… kill my neighbor?’ he thought, feeling the weight of what he did. Tired, Lucas looked at the mess of his fight with the three zombies. He couldn't help but think, “That was probably my almost-dying time.”</w:t>
+        <w:br/>
+        <w:br/>
+        <w:br/>
+        <w:t>Carefully taking his spear out of the dead bodies, he got a water bottle close by to clean the blood on his arm and leg. Leaving the cleaver knife stuck in the split face of the zombie, Lucas let it be there because there was no space. Seeing the blade sticking out of the zombie's face was creepy, but he thought it was better than holding a weapon used in close fights with a creature that bites and scratches.</w:t>
+        <w:br/>
+        <w:br/>
+        <w:br/>
+        <w:t>Thinking about how close he got to danger, Lucas sighed. ‘If I had been slower, it would have killed me,’ he thought, stepping down on the knife to push it deeper into the zombie's face, like payback.</w:t>
+        <w:br/>
+        <w:br/>
+        <w:br/>
+        <w:t>---</w:t>
+        <w:br/>
+        <w:br/>
+        <w:br/>
+        <w:t>[Level 2 Zombie Killed, Awarding 100 Exp!]</w:t>
+        <w:br/>
+        <w:br/>
+        <w:br/>
+        <w:t>---</w:t>
+        <w:br/>
+        <w:br/>
+        <w:br/>
+        <w:t>“What? @?!%$? Is it still alive?” Lucas said in surprise. The fact that the zombie survived his first hit made him not want to turn away from it. Trying to pay attention to the system's messages while fighting was hard, and it almost got him in trouble.</w:t>
+        <w:br/>
+        <w:br/>
+        <w:br/>
+        <w:t>“Level 2, huh? This is the first level 2 I've seen, and it was pretty easy to kill, except for almost ripping my back,” Lucas mumbled, showing both his confusion and relief.</w:t>
+        <w:br/>
+        <w:br/>
+        <w:br/>
+        <w:t>Right after, another surprising message popped up.</w:t>
+        <w:br/>
+        <w:br/>
+        <w:br/>
+        <w:t>---</w:t>
+        <w:br/>
+        <w:br/>
+        <w:br/>
+        <w:t>Achievement Cleared:</w:t>
+        <w:br/>
+        <w:br/>
+        <w:br/>
+        <w:t>[Gold] Eliminate One Level 2 and Nine Level 1 Zombies in Two Days.</w:t>
+        <w:br/>
+        <w:br/>
+        <w:br/>
+        <w:t>Rewards:</w:t>
+        <w:br/>
+        <w:br/>
+        <w:br/>
+        <w:t>Inventory Pouch (0/100) [Epic]</w:t>
+        <w:br/>
+        <w:br/>
+        <w:br/>
+        <w:t>Basic Dagger [Common]</w:t>
+        <w:br/>
+        <w:br/>
+        <w:br/>
+        <w:t>---</w:t>
+        <w:br/>
+        <w:br/>
+        <w:br/>
+        <w:t>“Huh? I'm getting more confused every day. An achievement? Did I meet some kind of clearing condition?” Lucas asked out loud, looking at the items that appeared in front of him. One was a golden pouch, small and interesting. The other was a plain black dagger, about the same size as the cleaver he used earlier.</w:t>
+        <w:br/>
+        <w:br/>
       </w:r>
     </w:p>
-    <w:p>
-      <w:pPr>
-        <w:spacing w:before="0" w:after="120"/>
-      </w:pPr>
-      <w:r>
-        <w:t>He killed three more zombies on those passes — two in the dry goods shed that had shuffled in through a side gap, one in the fish section that came at him from behind a stack of crates. All Level 1. He used the dagger for the first time on the third one, driving it up through the jaw from below, and the blade worked the way he'd hoped. Quicker than the spear in tight quarters.</w:t>
-      </w:r>
-    </w:p>
-    <w:p>
-      <w:pPr>
-        <w:spacing w:before="0" w:after="120"/>
-      </w:pPr>
-      <w:r>
-        <w:t>There was a woman's body near the north exit. She'd been carrying a cloth shopping bag and her phone was still in her hand, screen cracked. He didn't look at the phone. He didn't touch her bag either — it was open and mostly empty, and it would have done him no good.</w:t>
-      </w:r>
-    </w:p>
-    <w:p>
-      <w:pPr>
-        <w:spacing w:before="0" w:after="120"/>
-      </w:pPr>
-      <w:r>
-        <w:t>By the time he came out through the north exit his backpack was very heavy. He stood behind the last stall and looked at the open stretch of road and thought about how much he was carrying versus how fast he could run if he needed to.</w:t>
-      </w:r>
-    </w:p>
-    <w:p>
-      <w:pPr>
-        <w:spacing w:before="0" w:after="120"/>
-      </w:pPr>
-      <w:r>
-        <w:t>He rearranged the pack, moving the heaviest cans to the middle. Better.</w:t>
-      </w:r>
-    </w:p>
-    <w:p>
-      <w:pPr>
-        <w:spacing w:before="0" w:after="120"/>
-      </w:pPr>
-      <w:r>
-        <w:t>He was back on the main road, forty meters from his house, when he heard the dog.</w:t>
-      </w:r>
-    </w:p>
-    <w:p>
-      <w:pPr>
-        <w:spacing w:before="0" w:after="120"/>
-      </w:pPr>
-      <w:r>
-        <w:t>Not a domestic bark — a low sound, wet and continuous, from somewhere in the weeds along the lake path. Lucas stopped walking and turned slowly. He couldn't see it yet but the sound was wrong in the same way the fish and Mr. Wansa had been wrong: too even, too consistent, like a mechanism that got stuck on one note.</w:t>
-      </w:r>
-    </w:p>
-    <w:p>
-      <w:pPr>
-        <w:spacing w:before="0" w:after="120"/>
-      </w:pPr>
-      <w:r>
-        <w:t>It came out from between two fence posts.</w:t>
-      </w:r>
-    </w:p>
-    <w:p>
-      <w:pPr>
-        <w:spacing w:before="0" w:after="120"/>
-      </w:pPr>
-      <w:r>
-        <w:t>It had been a medium-sized dog before the mutation. Probably one of the strays that used to circle the market stalls in the morning looking for scraps — he'd seen those dogs his whole life. Now it was the wrong size, thicker through the chest than it should have been, and moving wrong, and the eyes were fixed on him with the same flat-directed stare he was starting to recognize.</w:t>
-      </w:r>
-    </w:p>
-    <w:p>
-      <w:pPr>
-        <w:spacing w:before="0" w:after="120"/>
-      </w:pPr>
-      <w:r>
-        <w:t>He had the spear in his right hand and the broken bat handle in his belt and about half a second before it was close enough to be a problem.</w:t>
-      </w:r>
-    </w:p>
-    <w:p>
-      <w:pPr>
-        <w:spacing w:before="0" w:after="120"/>
-      </w:pPr>
-      <w:r>
-        <w:t>He jabbed the spear at it, fast, going for the throat.</w:t>
-      </w:r>
-    </w:p>
-    <w:p>
-      <w:pPr>
-        <w:spacing w:before="0" w:after="120"/>
-      </w:pPr>
-      <w:r>
-        <w:t>The dog was faster than the zombies.</w:t>
-      </w:r>
-    </w:p>
-    <w:p>
-      <w:pPr>
-        <w:spacing w:before="0" w:after="120"/>
-      </w:pPr>
-      <w:r>
-        <w:t>It twisted around the spear point and came in low and he got his left forearm up in time to block the bite — felt the pressure of its jaws close on his sleeve, on the jacket and three layers of shirt underneath. He shoved it sideways with the arm it was biting, put his weight behind it, and drove the spear in from above while it was off balance. Crack! Through the back of the skull. The dog's legs folded.</w:t>
-      </w:r>
-    </w:p>
-    <w:p>
-      <w:pPr>
-        <w:spacing w:before="0" w:after="120"/>
-      </w:pPr>
-      <w:r>
-        <w:t>He stood there for a moment with the spear through a dead dog and his left sleeve soaked in saliva and checked his arm. The skin wasn't broken. The layers had held.</w:t>
-      </w:r>
-    </w:p>
-    <w:p>
-      <w:pPr>
-        <w:spacing w:before="0" w:after="120"/>
-      </w:pPr>
-      <w:r>
-        <w:t>'Three shirts was a good idea,' he thought.</w:t>
-      </w:r>
-    </w:p>
-    <w:p>
-      <w:pPr>
-        <w:spacing w:before="0" w:after="0"/>
-      </w:pPr>
-      <w:r>
-        <w:t>---</w:t>
-      </w:r>
-    </w:p>
-    <w:p>
-      <w:pPr>
-        <w:spacing w:before="0" w:after="0"/>
-      </w:pPr>
-      <w:r>
-        <w:t>Level 1 Mutated Dog Killed, Awarding 60 Exp!</w:t>
-      </w:r>
-    </w:p>
-    <w:p>
-      <w:pPr>
-        <w:spacing w:before="0" w:after="0"/>
-      </w:pPr>
-      <w:r>
-        <w:t>---</w:t>
-      </w:r>
-    </w:p>
-    <w:p>
-      <w:pPr>
-        <w:spacing w:before="0" w:after="120"/>
-      </w:pPr>
-      <w:r>
-        <w:t>He pulled the spear free and wiped it on the ground.</w:t>
-      </w:r>
-    </w:p>
-    <w:p>
-      <w:pPr>
-        <w:spacing w:before="0" w:after="120"/>
-      </w:pPr>
-      <w:r>
-        <w:t>He was almost to his front gate when he saw the neighbor's wife.</w:t>
-      </w:r>
-    </w:p>
-    <w:p>
-      <w:pPr>
-        <w:spacing w:before="0" w:after="120"/>
-      </w:pPr>
-      <w:r>
-        <w:t>She was in the lane that ran between his house and the Chen property, and she was not alone. Two others were with her — he didn't recognize them, probably from further up the road — and all three had their backs to him, crowded around something in the lane. He heard a noise from the thing they were crowded around and realized it was a child, or had been, and then he stopped thinking about it and went through the gate.</w:t>
-      </w:r>
-    </w:p>
-    <w:p>
-      <w:pPr>
-        <w:spacing w:before="0" w:after="120"/>
-      </w:pPr>
-      <w:r>
-        <w:t>He dropped the backpack inside the door and came back out with the broken bat handle in one hand.</w:t>
-      </w:r>
-    </w:p>
-    <w:p>
-      <w:pPr>
-        <w:spacing w:before="0" w:after="120"/>
-      </w:pPr>
-      <w:r>
-        <w:t>He hit the nearest unfamiliar zombie first — the one farthest from the child — cracking the handle across the back of its skull. It dropped. The second one turned toward him. He drove the bat handle point-first into its eye and felt the crack of the socket giving, and the second one dropped. Mrs. Wansa — he could see her face clearly now and wished he couldn't — had turned and was coming at him.</w:t>
-      </w:r>
-    </w:p>
-    <w:p>
-      <w:pPr>
-        <w:spacing w:before="0" w:after="120"/>
-      </w:pPr>
-      <w:r>
-        <w:t>He stepped back and came at her from the side, going for the temple.</w:t>
-      </w:r>
-    </w:p>
-    <w:p>
-      <w:pPr>
-        <w:spacing w:before="0" w:after="120"/>
-      </w:pPr>
-      <w:r>
-        <w:t>The handle shattered on the first swing. The zombie staggered. He brought the butt end down on the top of its skull, twice, and it went down.</w:t>
-      </w:r>
-    </w:p>
-    <w:p>
-      <w:pPr>
-        <w:spacing w:before="0" w:after="120"/>
-      </w:pPr>
-      <w:r>
-        <w:t>He stood over three bodies in the lane and checked his hands. Shaking slightly. He pressed both palms flat against his thighs and waited for it to pass.</w:t>
-      </w:r>
-    </w:p>
-    <w:p>
-      <w:pPr>
-        <w:spacing w:before="0" w:after="120"/>
-      </w:pPr>
-      <w:r>
-        <w:t>The thing in the lane that had been a child was not recoverable. He didn't look at it for more than a second.</w:t>
-      </w:r>
-    </w:p>
-    <w:p>
-      <w:pPr>
-        <w:spacing w:before="0" w:after="120"/>
-      </w:pPr>
-      <w:r>
-        <w:t>He went back inside.</w:t>
-      </w:r>
-    </w:p>
-    <w:p>
-      <w:pPr>
-        <w:spacing w:before="0" w:after="120"/>
-      </w:pPr>
-      <w:r>
-        <w:t>He sat at the kitchen table and ate three crackers and drank water and looked at the wall. Mrs. Wansa had been kind to him when he was thirteen and got sick for a week with no one to help. She'd left a pot of soup at his door. He hadn't known how to thank her properly so he'd done her fishing line for a week instead.</w:t>
-      </w:r>
-    </w:p>
-    <w:p>
-      <w:pPr>
-        <w:spacing w:before="0" w:after="120"/>
-      </w:pPr>
-      <w:r>
-        <w:t>He sat with that for a moment. Then he opened the system.</w:t>
-      </w:r>
-    </w:p>
-    <w:p>
-      <w:pPr>
-        <w:spacing w:before="0" w:after="0"/>
-      </w:pPr>
-      <w:r>
-        <w:t>---</w:t>
-      </w:r>
-    </w:p>
-    <w:p>
-      <w:pPr>
-        <w:spacing w:before="0" w:after="0"/>
-      </w:pPr>
-      <w:r>
-        <w:t>Level 1 Zombie Killed, Awarding 50 Exp!</w:t>
-      </w:r>
-    </w:p>
-    <w:p>
-      <w:pPr>
-        <w:spacing w:before="0" w:after="0"/>
-      </w:pPr>
-      <w:r>
-        <w:t>Level 1 Zombie Killed, Awarding 50 Exp!</w:t>
-      </w:r>
-    </w:p>
-    <w:p>
-      <w:pPr>
-        <w:spacing w:before="0" w:after="0"/>
-      </w:pPr>
-      <w:r>
-        <w:t>Level 2 Zombie Killed, Awarding 100 Exp!</w:t>
-      </w:r>
-    </w:p>
-    <w:p>
-      <w:pPr>
-        <w:spacing w:before="0" w:after="0"/>
-      </w:pPr>
-      <w:r>
-        <w:t>Achievement Unlocked!</w:t>
-      </w:r>
-    </w:p>
-    <w:p>
-      <w:pPr>
-        <w:spacing w:before="0" w:after="0"/>
-      </w:pPr>
-      <w:r>
-        <w:t>---</w:t>
-      </w:r>
-    </w:p>
-    <w:p>
-      <w:pPr>
-        <w:spacing w:before="0" w:after="120"/>
-      </w:pPr>
-      <w:r>
-        <w:t>He had a notification queue. He opened the achievement.</w:t>
-      </w:r>
-    </w:p>
-    <w:p>
-      <w:pPr>
-        <w:spacing w:before="0" w:after="0"/>
-      </w:pPr>
-      <w:r>
-        <w:t>---</w:t>
-      </w:r>
-    </w:p>
-    <w:p>
-      <w:pPr>
-        <w:spacing w:before="0" w:after="0"/>
-      </w:pPr>
-      <w:r>
-        <w:t>[Gold] Eliminate One Level 2 and Nine Level 1 Zombies in Two Days!</w:t>
-      </w:r>
-    </w:p>
-    <w:p>
-      <w:pPr>
-        <w:spacing w:before="0" w:after="0"/>
-      </w:pPr>
-      <w:r>
-        <w:t>Reward: Inventory Pouch (0/100) [Epic]</w:t>
-      </w:r>
-    </w:p>
-    <w:p>
-      <w:pPr>
-        <w:spacing w:before="0" w:after="0"/>
-      </w:pPr>
-      <w:r>
-        <w:t>Reward: Basic Dagger [Common]</w:t>
-      </w:r>
-    </w:p>
-    <w:p>
-      <w:pPr>
-        <w:spacing w:before="0" w:after="0"/>
-      </w:pPr>
-      <w:r>
-        <w:t>---</w:t>
-      </w:r>
-    </w:p>
-    <w:p>
-      <w:pPr>
-        <w:spacing w:before="0" w:after="120"/>
-      </w:pPr>
-      <w:r>
-        <w:t>Two items materialized on the table in front of him. A pouch — cloth outside, dark gray, about the size of a large fist. And a short dagger, plain handle, blade about twenty centimeters.</w:t>
-      </w:r>
-    </w:p>
-    <w:p>
-      <w:pPr>
-        <w:spacing w:before="0" w:after="120"/>
-      </w:pPr>
-      <w:r>
-        <w:t>He picked up the pouch and turned it over. The outside was unremarkable. He opened it and looked inside and found nothing. He put his hand in and felt nothing — but his hand went in further than the pouch was physically deep. He pushed his arm in up to the elbow. He couldn't feel the bottom.</w:t>
-      </w:r>
-    </w:p>
-    <w:p>
-      <w:pPr>
-        <w:spacing w:before="0" w:after="120"/>
-      </w:pPr>
-      <w:r>
-        <w:t>He pulled his arm out and tried one of the canned food tins. It went in, and it went all the way in, and the pouch still looked the same size from outside. He shook it. Nothing rattled.</w:t>
-      </w:r>
-    </w:p>
-    <w:p>
-      <w:pPr>
-        <w:spacing w:before="0" w:after="120"/>
-      </w:pPr>
-      <w:r>
-        <w:t>He spent the next twenty minutes filling the pouch — all the canned food from the backpack, the water bottles, the soap, the dried fish, the power banks, the charger, the broken bat handle that he kept just in case. The pouch weighed almost nothing, which meant he could carry it on a belt loop and still move freely.</w:t>
-      </w:r>
-    </w:p>
-    <w:p>
-      <w:pPr>
-        <w:spacing w:before="0" w:after="120"/>
-      </w:pPr>
-      <w:r>
-        <w:t>He picked up the dagger next. Plain metal, nothing special about it. He tested the edge against a piece of scrap wood from under the table and it cut cleanly. Better than a fishing knife for close work.</w:t>
-      </w:r>
-    </w:p>
-    <w:p>
-      <w:pPr>
-        <w:spacing w:before="0" w:after="120"/>
-      </w:pPr>
-      <w:r>
-        <w:t>He put both items on his belt.</w:t>
-      </w:r>
-    </w:p>
-    <w:p>
-      <w:pPr>
-        <w:spacing w:before="0" w:after="120"/>
-      </w:pPr>
-      <w:r>
-        <w:t>The backpack was now mostly empty. He put it away in the corner and looked at what he was carrying: spear, dagger, the full pouch. Lighter than the morning by a third. He moved around the kitchen to test it — better, much better.</w:t>
-      </w:r>
-    </w:p>
-    <w:p>
-      <w:pPr>
-        <w:spacing w:before="0" w:after="120"/>
-      </w:pPr>
-      <w:r>
-        <w:t>He opened the system and checked his current profile.</w:t>
-      </w:r>
-    </w:p>
-    <w:p>
-      <w:pPr>
-        <w:spacing w:before="0" w:after="0"/>
-      </w:pPr>
-      <w:r>
-        <w:t>---</w:t>
-      </w:r>
-    </w:p>
-    <w:p>
-      <w:pPr>
-        <w:spacing w:before="0" w:after="0"/>
-      </w:pPr>
-      <w:r>
-        <w:t>Name: Lucas Tharla</w:t>
-      </w:r>
-    </w:p>
-    <w:p>
-      <w:pPr>
-        <w:spacing w:before="0" w:after="0"/>
-      </w:pPr>
-      <w:r>
-        <w:t>Age: 16 years old</w:t>
-      </w:r>
-    </w:p>
-    <w:p>
-      <w:pPr>
-        <w:spacing w:before="0" w:after="0"/>
-      </w:pPr>
-      <w:r>
-        <w:t>Race: Human</w:t>
-      </w:r>
-    </w:p>
-    <w:p>
-      <w:pPr>
-        <w:spacing w:before="0" w:after="0"/>
-      </w:pPr>
-      <w:r>
-        <w:t>Gender: Male</w:t>
-      </w:r>
-    </w:p>
-    <w:p>
-      <w:pPr>
-        <w:spacing w:before="0" w:after="0"/>
-      </w:pPr>
-      <w:r>
-        <w:t>Class: None</w:t>
-      </w:r>
-    </w:p>
-    <w:p>
-      <w:pPr>
-        <w:spacing w:before="0" w:after="0"/>
-      </w:pPr>
-      <w:r>
-        <w:t>Subclass: None</w:t>
-      </w:r>
-    </w:p>
-    <w:p>
-      <w:pPr>
-        <w:spacing w:before="0" w:after="0"/>
-      </w:pPr>
-      <w:r>
-        <w:t>Subclass: None</w:t>
-      </w:r>
-    </w:p>
-    <w:p>
-      <w:pPr>
-        <w:spacing w:before="0" w:after="0"/>
-      </w:pPr>
-      <w:r>
-        <w:t>Subclass: None</w:t>
-      </w:r>
-    </w:p>
-    <w:p>
-      <w:pPr>
-        <w:spacing w:before="0" w:after="0"/>
-      </w:pPr>
-      <w:r>
-        <w:t>Level: 4 (260/300)</w:t>
-      </w:r>
-    </w:p>
-    <w:p>
-      <w:pPr>
-        <w:spacing w:before="0" w:after="0"/>
-      </w:pPr>
-      <w:r>
-        <w:t>Stats:</w:t>
-      </w:r>
-    </w:p>
-    <w:p>
-      <w:pPr>
-        <w:spacing w:before="0" w:after="0"/>
-      </w:pPr>
-      <w:r>
-        <w:t>Agi: 14 (Average Adult Human: 20)</w:t>
-      </w:r>
-    </w:p>
-    <w:p>
-      <w:pPr>
-        <w:spacing w:before="0" w:after="0"/>
-      </w:pPr>
-      <w:r>
-        <w:t>Str: 24 (Average Adult Human: 20)</w:t>
-      </w:r>
-    </w:p>
-    <w:p>
-      <w:pPr>
-        <w:spacing w:before="0" w:after="0"/>
-      </w:pPr>
-      <w:r>
-        <w:t>Int: 25 (Average Adult Human: 20)</w:t>
-      </w:r>
-    </w:p>
-    <w:p>
-      <w:pPr>
-        <w:spacing w:before="0" w:after="0"/>
-      </w:pPr>
-      <w:r>
-        <w:t>Vit: 25 (Average Adult Human: 20)</w:t>
-      </w:r>
-    </w:p>
-    <w:p>
-      <w:pPr>
-        <w:spacing w:before="0" w:after="0"/>
-      </w:pPr>
-      <w:r>
-        <w:t>Unallocated Stat Points: 0</w:t>
-      </w:r>
-    </w:p>
-    <w:p>
-      <w:pPr>
-        <w:spacing w:before="0" w:after="0"/>
-      </w:pPr>
-      <w:r>
-        <w:t>Skills:</w:t>
-      </w:r>
-    </w:p>
-    <w:p>
-      <w:pPr>
-        <w:spacing w:before="0" w:after="0"/>
-      </w:pPr>
-      <w:r>
-        <w:t>Unallocated Skill Points: 4</w:t>
-      </w:r>
-    </w:p>
-    <w:p>
-      <w:pPr>
-        <w:spacing w:before="0" w:after="0"/>
-      </w:pPr>
-      <w:r>
-        <w:t>Coins: 0</w:t>
-      </w:r>
-    </w:p>
-    <w:p>
-      <w:pPr>
-        <w:spacing w:before="0" w:after="0"/>
-      </w:pPr>
-      <w:r>
-        <w:t>---</w:t>
-      </w:r>
-    </w:p>
-    <w:p>
-      <w:pPr>
-        <w:spacing w:before="0" w:after="120"/>
-      </w:pPr>
-      <w:r>
-        <w:t>He was carrying food for maybe a week if he was careful, water for three days. He had a weapon that might actually be useful in close quarters.</w:t>
-      </w:r>
-    </w:p>
-    <w:p>
-      <w:pPr>
-        <w:spacing w:before="0" w:after="120"/>
-      </w:pPr>
-      <w:r>
-        <w:t>He needed a class. He needed to figure out what skill points were for. He needed, eventually, to understand what had happened to the world outside this village.</w:t>
-      </w:r>
-    </w:p>
-    <w:p>
-      <w:pPr>
-        <w:spacing w:before="0" w:after="120"/>
-      </w:pPr>
-      <w:r>
-        <w:t>None of those things were solvable tonight.</w:t>
-      </w:r>
-    </w:p>
-    <w:p>
-      <w:pPr>
-        <w:spacing w:before="0" w:after="120"/>
-      </w:pPr>
-      <w:r>
-        <w:t>He pulled the dagger and practiced one grip, then another, until it sat naturally in his right hand. The spear was better for range. The dagger was better if something got inside that range, which it would, because he'd seen today that things got inside range.</w:t>
-      </w:r>
-    </w:p>
-    <w:p>
-      <w:pPr>
-        <w:spacing w:before="0" w:after="120"/>
-      </w:pPr>
-      <w:r>
-        <w:t>He cooked a can of fish over his small gas burner, ate it slowly, and went to sleep before it got dark.</w:t>
-      </w:r>
-    </w:p>
+    <w:sectPr>
+      <w:pgSz w:w="12240" w:h="15840"/>
+      <w:pgMar w:top="1440" w:right="1800" w:bottom="1440" w:left="1800" w:header="720" w:footer="720" w:gutter="0"/>
+      <w:cols w:space="720"/>
+      <w:docGrid w:linePitch="360"/>
+    </w:sectPr>
   </w:body>
 </w:document>
 </file>
